--- a/templates/OSIP_Template.docx
+++ b/templates/OSIP_Template.docx
@@ -2025,7 +2025,7 @@
           <w:b w:val="0"/>
           <w:bCs/>
         </w:rPr>
-        <w:t>Правно основание: ............................................................................................................</w:t>
+        <w:t>Правно основание: {{Правно_Основание}}</w:t>
       </w:r>
       <w:proofErr w:type="spellEnd"/>
       <w:r>

--- a/templates/OSIP_Template.docx
+++ b/templates/OSIP_Template.docx
@@ -1390,78 +1390,24 @@
           <w:b w:val="0"/>
           <w:bCs/>
         </w:rPr>
-        <w:t>— {{Договор_Надзор}};</w:t>
-      </w:r>
-      <w:proofErr w:type="spellEnd"/>
-      <w:r>
-        <w:rPr/>
-      </w:r>
-      <w:r>
-        <w:rPr/>
-      </w:r>
-      <w:r>
-        <w:rPr/>
-      </w:r>
-      <w:proofErr w:type="spellStart"/>
-      <w:r>
-        <w:rPr/>
-      </w:r>
-      <w:proofErr w:type="spellEnd"/>
-      <w:r>
-        <w:rPr/>
-      </w:r>
-      <w:proofErr w:type="spellStart"/>
-      <w:r>
-        <w:rPr/>
-      </w:r>
-      <w:proofErr w:type="spellEnd"/>
-      <w:r>
-        <w:rPr/>
-      </w:r>
-      <w:proofErr w:type="spellStart"/>
-      <w:r>
-        <w:rPr/>
-      </w:r>
-      <w:proofErr w:type="spellEnd"/>
-      <w:r>
-        <w:rPr/>
-      </w:r>
-      <w:proofErr w:type="spellStart"/>
-      <w:r>
-        <w:rPr/>
-      </w:r>
-      <w:proofErr w:type="spellEnd"/>
-      <w:r>
-        <w:rPr/>
-      </w:r>
-      <w:proofErr w:type="spellStart"/>
-      <w:r>
-        <w:rPr/>
-      </w:r>
-      <w:proofErr w:type="spellEnd"/>
-      <w:r>
-        <w:rPr/>
-      </w:r>
-      <w:proofErr w:type="spellStart"/>
-      <w:r>
-        <w:rPr/>
-      </w:r>
-      <w:proofErr w:type="spellEnd"/>
-      <w:r>
-        <w:rPr/>
-      </w:r>
-      <w:proofErr w:type="spellStart"/>
-      <w:r>
-        <w:rPr/>
-      </w:r>
-      <w:proofErr w:type="spellEnd"/>
-      <w:r>
-        <w:rPr/>
-      </w:r>
-      <w:proofErr w:type="spellStart"/>
-      <w:r>
-        <w:rPr/>
-      </w:r>
+        <w:t>{{ОСИП_Основание_154}}</w:t>
+      </w:r>
+      <w:proofErr w:type="spellEnd"/>
+      <w:proofErr w:type="spellStart"/>
+      <w:proofErr w:type="spellEnd"/>
+      <w:proofErr w:type="spellStart"/>
+      <w:proofErr w:type="spellEnd"/>
+      <w:proofErr w:type="spellStart"/>
+      <w:proofErr w:type="spellEnd"/>
+      <w:proofErr w:type="spellStart"/>
+      <w:proofErr w:type="spellEnd"/>
+      <w:proofErr w:type="spellStart"/>
+      <w:proofErr w:type="spellEnd"/>
+      <w:proofErr w:type="spellStart"/>
+      <w:proofErr w:type="spellEnd"/>
+      <w:proofErr w:type="spellStart"/>
+      <w:proofErr w:type="spellEnd"/>
+      <w:proofErr w:type="spellStart"/>
       <w:proofErr w:type="spellEnd"/>
     </w:p>
     <w:p>
@@ -1481,6 +1427,97 @@
           <w:b w:val="0"/>
           <w:bCs/>
         </w:rPr>
+        <w:t>— {{Договор_Надзор}};</w:t>
+      </w:r>
+      <w:proofErr w:type="spellEnd"/>
+      <w:r>
+        <w:rPr/>
+      </w:r>
+      <w:r>
+        <w:rPr/>
+      </w:r>
+      <w:r>
+        <w:rPr/>
+      </w:r>
+      <w:proofErr w:type="spellStart"/>
+      <w:r>
+        <w:rPr/>
+      </w:r>
+      <w:proofErr w:type="spellEnd"/>
+      <w:r>
+        <w:rPr/>
+      </w:r>
+      <w:proofErr w:type="spellStart"/>
+      <w:r>
+        <w:rPr/>
+      </w:r>
+      <w:proofErr w:type="spellEnd"/>
+      <w:r>
+        <w:rPr/>
+      </w:r>
+      <w:proofErr w:type="spellStart"/>
+      <w:r>
+        <w:rPr/>
+      </w:r>
+      <w:proofErr w:type="spellEnd"/>
+      <w:r>
+        <w:rPr/>
+      </w:r>
+      <w:proofErr w:type="spellStart"/>
+      <w:r>
+        <w:rPr/>
+      </w:r>
+      <w:proofErr w:type="spellEnd"/>
+      <w:r>
+        <w:rPr/>
+      </w:r>
+      <w:proofErr w:type="spellStart"/>
+      <w:r>
+        <w:rPr/>
+      </w:r>
+      <w:proofErr w:type="spellEnd"/>
+      <w:r>
+        <w:rPr/>
+      </w:r>
+      <w:proofErr w:type="spellStart"/>
+      <w:r>
+        <w:rPr/>
+      </w:r>
+      <w:proofErr w:type="spellEnd"/>
+      <w:r>
+        <w:rPr/>
+      </w:r>
+      <w:proofErr w:type="spellStart"/>
+      <w:r>
+        <w:rPr/>
+      </w:r>
+      <w:proofErr w:type="spellEnd"/>
+      <w:r>
+        <w:rPr/>
+      </w:r>
+      <w:proofErr w:type="spellStart"/>
+      <w:r>
+        <w:rPr/>
+      </w:r>
+      <w:proofErr w:type="spellEnd"/>
+    </w:p>
+    <w:p>
+      <w:pPr>
+        <w:pStyle w:val="LegalBody"/>
+        <w:tabs>
+          <w:tab w:val="left" w:pos="2127"/>
+        </w:tabs>
+        <w:rPr>
+          <w:rFonts w:eastAsia="Times New Roman"/>
+          <w:color w:val="14181F"/>
+        </w:rPr>
+      </w:pPr>
+      <w:proofErr w:type="spellStart"/>
+      <w:r>
+        <w:rPr>
+          <w:b w:val="0"/>
+          <w:bCs/>
+        </w:rPr>
         <w:t>— при извършена проверка от {{Консултант_Фирма}} на инвестиционния проект във фаза {{Фаза}} е установено следното:</w:t>
       </w:r>
       <w:proofErr w:type="spellEnd"/>
@@ -4093,6 +4130,43 @@
       <w:r>
         <w:rPr/>
       </w:r>
+      <w:proofErr w:type="spellEnd"/>
+    </w:p>
+    <w:p>
+      <w:pPr>
+        <w:pStyle w:val="LegalBody"/>
+        <w:tabs>
+          <w:tab w:val="left" w:pos="2127"/>
+        </w:tabs>
+        <w:rPr>
+          <w:rFonts w:eastAsia="Times New Roman"/>
+          <w:color w:val="14181F"/>
+        </w:rPr>
+      </w:pPr>
+      <w:proofErr w:type="spellStart"/>
+      <w:r>
+        <w:rPr>
+          <w:b w:val="0"/>
+          <w:bCs/>
+        </w:rPr>
+        <w:t>{{ОСИП_Непроменени_Части}}</w:t>
+      </w:r>
+      <w:proofErr w:type="spellEnd"/>
+      <w:proofErr w:type="spellStart"/>
+      <w:proofErr w:type="spellEnd"/>
+      <w:proofErr w:type="spellStart"/>
+      <w:proofErr w:type="spellEnd"/>
+      <w:proofErr w:type="spellStart"/>
+      <w:proofErr w:type="spellEnd"/>
+      <w:proofErr w:type="spellStart"/>
+      <w:proofErr w:type="spellEnd"/>
+      <w:proofErr w:type="spellStart"/>
+      <w:proofErr w:type="spellEnd"/>
+      <w:proofErr w:type="spellStart"/>
+      <w:proofErr w:type="spellEnd"/>
+      <w:proofErr w:type="spellStart"/>
+      <w:proofErr w:type="spellEnd"/>
+      <w:proofErr w:type="spellStart"/>
       <w:proofErr w:type="spellEnd"/>
     </w:p>
     <w:p>
